--- a/Phase 1/GroupSix_Aaron_Sergio_Phase1.docx
+++ b/Phase 1/GroupSix_Aaron_Sergio_Phase1.docx
@@ -4,89 +4,284 @@
   <w:body>
     <w:p>
       <w:pPr>
-        <w:spacing w:line="360" w:lineRule="auto"/>
+        <w:spacing w:line="480" w:lineRule="auto"/>
         <w:jc w:val="center"/>
         <w:rPr>
           <w:b/>
           <w:bCs/>
         </w:rPr>
       </w:pPr>
-      <w:r>
+    </w:p>
+    <w:p>
+      <w:pPr>
+        <w:spacing w:line="480" w:lineRule="auto"/>
+        <w:jc w:val="center"/>
         <w:rPr>
           <w:b/>
           <w:bCs/>
         </w:rPr>
-        <w:t>Genre and Platform as Predictors of North America Video Games Sales</w:t>
-      </w:r>
-    </w:p>
-    <w:p>
-      <w:pPr>
-        <w:spacing w:line="360" w:lineRule="auto"/>
+      </w:pPr>
+    </w:p>
+    <w:p>
+      <w:pPr>
+        <w:spacing w:line="480" w:lineRule="auto"/>
+        <w:jc w:val="center"/>
         <w:rPr>
           <w:b/>
           <w:bCs/>
         </w:rPr>
       </w:pPr>
-      <w:r>
+    </w:p>
+    <w:p>
+      <w:pPr>
+        <w:spacing w:line="480" w:lineRule="auto"/>
+        <w:jc w:val="center"/>
         <w:rPr>
           <w:b/>
           <w:bCs/>
         </w:rPr>
-        <w:t>Research Question</w:t>
-      </w:r>
-    </w:p>
-    <w:p>
-      <w:pPr>
-        <w:spacing w:line="360" w:lineRule="auto"/>
-      </w:pPr>
-      <w:r>
-        <w:t>Does the game’s genre and platform can predict its sales performance in the North American Market</w:t>
-      </w:r>
-      <w:r>
-        <w:t>, among platforms with a substa</w:t>
-      </w:r>
-      <w:r>
-        <w:t>ntial number of releas</w:t>
-      </w:r>
-      <w:r>
-        <w:t xml:space="preserve">ed titles? Given the known regional differences in gaming preferences; for example, action and shooter games </w:t>
-      </w:r>
-      <w:r>
-        <w:t xml:space="preserve">has historically performed well in the Western markets. We expect genre and platform to be meaning </w:t>
-      </w:r>
-      <w:r>
-        <w:t>predictors of the sales in the North American Markets.</w:t>
-      </w:r>
-    </w:p>
-    <w:p>
-      <w:pPr>
-        <w:spacing w:line="360" w:lineRule="auto"/>
-      </w:pPr>
-      <w:r>
-        <w:t xml:space="preserve">One row </w:t>
-      </w:r>
-      <w:r>
-        <w:t>in our data base represents a single video title released on a specific platform, along with its genre, publisher</w:t>
-      </w:r>
-      <w:r>
-        <w:t>, release data, critic score and global/regional sales figures.</w:t>
-      </w:r>
-    </w:p>
-    <w:p>
-      <w:pPr>
-        <w:spacing w:line="360" w:lineRule="auto"/>
+      </w:pPr>
+    </w:p>
+    <w:p>
+      <w:pPr>
+        <w:spacing w:line="480" w:lineRule="auto"/>
+        <w:jc w:val="center"/>
         <w:rPr>
           <w:b/>
           <w:bCs/>
         </w:rPr>
       </w:pPr>
-      <w:r>
+    </w:p>
+    <w:p>
+      <w:pPr>
+        <w:spacing w:line="480" w:lineRule="auto"/>
+        <w:jc w:val="center"/>
         <w:rPr>
           <w:b/>
           <w:bCs/>
         </w:rPr>
-        <w:t>Dataset Information</w:t>
-      </w:r>
+      </w:pPr>
+    </w:p>
+    <w:p>
+      <w:pPr>
+        <w:spacing w:line="480" w:lineRule="auto"/>
+        <w:jc w:val="center"/>
+        <w:rPr>
+          <w:b/>
+          <w:bCs/>
+        </w:rPr>
+      </w:pPr>
+    </w:p>
+    <w:p>
+      <w:pPr>
+        <w:spacing w:line="480" w:lineRule="auto"/>
+        <w:jc w:val="center"/>
+        <w:rPr>
+          <w:b/>
+          <w:bCs/>
+        </w:rPr>
+      </w:pPr>
+    </w:p>
+    <w:p>
+      <w:pPr>
+        <w:spacing w:line="480" w:lineRule="auto"/>
+        <w:jc w:val="center"/>
+        <w:rPr>
+          <w:b/>
+          <w:bCs/>
+        </w:rPr>
+      </w:pPr>
+      <w:r>
+        <w:rPr>
+          <w:b/>
+          <w:bCs/>
+        </w:rPr>
+        <w:t>Phase 1</w:t>
+      </w:r>
+    </w:p>
+    <w:p>
+      <w:pPr>
+        <w:spacing w:line="480" w:lineRule="auto"/>
+        <w:jc w:val="center"/>
+        <w:rPr>
+          <w:b/>
+          <w:bCs/>
+        </w:rPr>
+      </w:pPr>
+      <w:r>
+        <w:rPr>
+          <w:b/>
+          <w:bCs/>
+        </w:rPr>
+        <w:t>Dataset &amp; Research Proposal</w:t>
+      </w:r>
+    </w:p>
+    <w:p>
+      <w:pPr>
+        <w:spacing w:line="480" w:lineRule="auto"/>
+        <w:jc w:val="center"/>
+      </w:pPr>
+      <w:r>
+        <w:t>Aaron Timbang</w:t>
+      </w:r>
+      <w:r>
+        <w:t xml:space="preserve">, Sergio Fernandez </w:t>
+      </w:r>
+      <w:proofErr w:type="spellStart"/>
+      <w:r>
+        <w:t>Donneys</w:t>
+      </w:r>
+      <w:proofErr w:type="spellEnd"/>
+    </w:p>
+    <w:p>
+      <w:pPr>
+        <w:spacing w:line="480" w:lineRule="auto"/>
+        <w:jc w:val="center"/>
+      </w:pPr>
+      <w:r>
+        <w:t>Department of Computer Science, San Diego State University</w:t>
+      </w:r>
+    </w:p>
+    <w:p>
+      <w:pPr>
+        <w:spacing w:line="480" w:lineRule="auto"/>
+        <w:jc w:val="center"/>
+      </w:pPr>
+      <w:r>
+        <w:t>CS577-</w:t>
+      </w:r>
+      <w:r>
+        <w:t>13: Principles</w:t>
+      </w:r>
+      <w:r>
+        <w:t xml:space="preserve"> and Techniques of Data Science</w:t>
+      </w:r>
+    </w:p>
+    <w:p>
+      <w:pPr>
+        <w:spacing w:line="480" w:lineRule="auto"/>
+        <w:jc w:val="center"/>
+      </w:pPr>
+      <w:r>
+        <w:t>Professor Manju Muralidharan Priya</w:t>
+      </w:r>
+    </w:p>
+    <w:p>
+      <w:pPr>
+        <w:spacing w:line="480" w:lineRule="auto"/>
+        <w:jc w:val="center"/>
+      </w:pPr>
+      <w:r>
+        <w:t>September</w:t>
+      </w:r>
+      <w:r>
+        <w:t xml:space="preserve"> </w:t>
+      </w:r>
+      <w:r>
+        <w:t>12</w:t>
+      </w:r>
+      <w:r>
+        <w:rPr>
+          <w:vertAlign w:val="superscript"/>
+        </w:rPr>
+        <w:t>th</w:t>
+      </w:r>
+      <w:r>
+        <w:t>, 2026</w:t>
+      </w:r>
+    </w:p>
+    <w:p/>
+    <w:p/>
+    <w:p/>
+    <w:p/>
+    <w:p/>
+    <w:p/>
+    <w:p/>
+    <w:p/>
+    <w:p/>
+    <w:p/>
+    <w:p/>
+    <w:p/>
+    <w:p/>
+    <w:p/>
+    <w:p/>
+    <w:p/>
+    <w:p>
+      <w:pPr>
+        <w:rPr>
+          <w:b/>
+          <w:bCs/>
+        </w:rPr>
+      </w:pPr>
+      <w:r>
+        <w:rPr>
+          <w:b/>
+          <w:bCs/>
+        </w:rPr>
+        <w:lastRenderedPageBreak/>
+        <w:t>Section 1: Title</w:t>
+      </w:r>
+    </w:p>
+    <w:p>
+      <w:pPr>
+        <w:rPr>
+          <w:b/>
+          <w:bCs/>
+        </w:rPr>
+      </w:pPr>
+    </w:p>
+    <w:p>
+      <w:pPr>
+        <w:pStyle w:val="ListParagraph"/>
+        <w:numPr>
+          <w:ilvl w:val="0"/>
+          <w:numId w:val="1"/>
+        </w:numPr>
+      </w:pPr>
+      <w:r>
+        <w:t>“</w:t>
+      </w:r>
+      <w:r>
+        <w:t>Genre and Platform as Predictors of North America</w:t>
+      </w:r>
+      <w:r>
+        <w:t>n</w:t>
+      </w:r>
+      <w:r>
+        <w:t xml:space="preserve"> Video Games Sales</w:t>
+      </w:r>
+      <w:r>
+        <w:t>”</w:t>
+      </w:r>
+    </w:p>
+    <w:p>
+      <w:pPr>
+        <w:pStyle w:val="ListParagraph"/>
+      </w:pPr>
+    </w:p>
+    <w:p/>
+    <w:p>
+      <w:pPr>
+        <w:rPr>
+          <w:b/>
+          <w:bCs/>
+        </w:rPr>
+      </w:pPr>
+      <w:r>
+        <w:rPr>
+          <w:b/>
+          <w:bCs/>
+        </w:rPr>
+        <w:t>Section 2: Research Question</w:t>
+      </w:r>
+    </w:p>
+    <w:p>
+      <w:pPr>
+        <w:rPr>
+          <w:b/>
+          <w:bCs/>
+        </w:rPr>
+      </w:pPr>
     </w:p>
     <w:p>
       <w:pPr>
@@ -96,6 +291,60 @@
           <w:numId w:val="1"/>
         </w:numPr>
         <w:spacing w:line="360" w:lineRule="auto"/>
+      </w:pPr>
+      <w:r>
+        <w:t>Can a</w:t>
+      </w:r>
+      <w:r>
+        <w:t xml:space="preserve"> game’s genre and platform </w:t>
+      </w:r>
+      <w:r>
+        <w:t xml:space="preserve">be used to </w:t>
+      </w:r>
+      <w:r>
+        <w:t xml:space="preserve">predict its sales performance in the North American Market, among platforms with a substantial number of released titles? Given the known regional differences in gaming preferences; for example, action and shooter games </w:t>
+      </w:r>
+      <w:r>
+        <w:t>have</w:t>
+      </w:r>
+      <w:r>
+        <w:t xml:space="preserve"> historically performed well in the Western markets. We expect genre and platform to be meaning</w:t>
+      </w:r>
+      <w:r>
+        <w:t>ful</w:t>
+      </w:r>
+      <w:r>
+        <w:t xml:space="preserve"> predictors of the sales in the North American Markets.</w:t>
+      </w:r>
+    </w:p>
+    <w:p>
+      <w:pPr>
+        <w:pStyle w:val="ListParagraph"/>
+        <w:numPr>
+          <w:ilvl w:val="0"/>
+          <w:numId w:val="1"/>
+        </w:numPr>
+        <w:spacing w:line="360" w:lineRule="auto"/>
+      </w:pPr>
+      <w:r>
+        <w:t xml:space="preserve">One row in our </w:t>
+      </w:r>
+      <w:r>
+        <w:t>database</w:t>
+      </w:r>
+      <w:r>
+        <w:t xml:space="preserve"> represents a single video title released on a specific platform, along with its genre, publisher, release data, critic score and global/regional sales figures.</w:t>
+      </w:r>
+    </w:p>
+    <w:p>
+      <w:pPr>
+        <w:pStyle w:val="ListParagraph"/>
+        <w:spacing w:line="360" w:lineRule="auto"/>
+      </w:pPr>
+    </w:p>
+    <w:p>
+      <w:pPr>
+        <w:spacing w:line="360" w:lineRule="auto"/>
         <w:rPr>
           <w:b/>
           <w:bCs/>
@@ -106,6 +355,22 @@
           <w:b/>
           <w:bCs/>
         </w:rPr>
+        <w:t>Section 3: Dataset Information</w:t>
+      </w:r>
+    </w:p>
+    <w:p>
+      <w:pPr>
+        <w:pStyle w:val="ListParagraph"/>
+        <w:numPr>
+          <w:ilvl w:val="0"/>
+          <w:numId w:val="2"/>
+        </w:numPr>
+        <w:spacing w:after="160" w:line="360" w:lineRule="auto"/>
+      </w:pPr>
+      <w:r>
+        <w:t xml:space="preserve">Dataset </w:t>
+      </w:r>
+      <w:r>
         <w:t xml:space="preserve">Source: </w:t>
       </w:r>
       <w:hyperlink r:id="rId5" w:history="1">
@@ -122,103 +387,18 @@
         <w:pStyle w:val="ListParagraph"/>
         <w:numPr>
           <w:ilvl w:val="0"/>
-          <w:numId w:val="1"/>
+          <w:numId w:val="2"/>
         </w:numPr>
         <w:spacing w:line="360" w:lineRule="auto"/>
-        <w:rPr>
-          <w:b/>
-          <w:bCs/>
-        </w:rPr>
-      </w:pPr>
-      <w:r>
-        <w:rPr>
-          <w:b/>
-          <w:bCs/>
-        </w:rPr>
-        <w:t>Number of Rows:</w:t>
-      </w:r>
-      <w:r>
-        <w:t xml:space="preserve"> </w:t>
-      </w:r>
-      <w:r>
-        <w:t>64016</w:t>
-      </w:r>
-      <w:r>
-        <w:t>.</w:t>
-      </w:r>
-    </w:p>
-    <w:p>
-      <w:pPr>
-        <w:pStyle w:val="ListParagraph"/>
-        <w:numPr>
-          <w:ilvl w:val="0"/>
-          <w:numId w:val="1"/>
-        </w:numPr>
-        <w:spacing w:line="360" w:lineRule="auto"/>
-        <w:rPr>
-          <w:b/>
-          <w:bCs/>
-        </w:rPr>
-      </w:pPr>
-      <w:r>
-        <w:rPr>
-          <w:b/>
-          <w:bCs/>
-        </w:rPr>
-        <w:t>Number of Columns:</w:t>
-      </w:r>
-      <w:r>
-        <w:t xml:space="preserve"> 12</w:t>
-      </w:r>
-      <w:r>
-        <w:t>.</w:t>
-      </w:r>
-    </w:p>
-    <w:p>
-      <w:pPr>
-        <w:pStyle w:val="ListParagraph"/>
-        <w:numPr>
-          <w:ilvl w:val="0"/>
-          <w:numId w:val="1"/>
-        </w:numPr>
-        <w:spacing w:line="360" w:lineRule="auto"/>
-        <w:rPr>
-          <w:b/>
-          <w:bCs/>
-        </w:rPr>
-      </w:pPr>
-      <w:r>
-        <w:rPr>
-          <w:b/>
-          <w:bCs/>
-        </w:rPr>
-        <w:t>Data Types:</w:t>
-      </w:r>
-      <w:r>
-        <w:t xml:space="preserve"> </w:t>
-      </w:r>
-      <w:r>
-        <w:t>Numeric, date, text</w:t>
-      </w:r>
-      <w:r>
-        <w:t>.</w:t>
-      </w:r>
-    </w:p>
-    <w:p>
-      <w:pPr>
-        <w:spacing w:line="360" w:lineRule="auto"/>
-        <w:rPr>
-          <w:b/>
-          <w:bCs/>
-        </w:rPr>
-      </w:pPr>
-      <w:r>
-        <w:rPr>
-          <w:b/>
-          <w:bCs/>
-        </w:rPr>
-        <w:t>Planned EDA Questions</w:t>
-      </w:r>
+      </w:pPr>
+      <w:r>
+        <w:t xml:space="preserve">Collection Method: </w:t>
+      </w:r>
+      <w:proofErr w:type="spellStart"/>
+      <w:r>
+        <w:t>VGChartz</w:t>
+      </w:r>
+      <w:proofErr w:type="spellEnd"/>
     </w:p>
     <w:p>
       <w:pPr>
@@ -228,41 +408,20 @@
           <w:numId w:val="2"/>
         </w:numPr>
         <w:spacing w:line="360" w:lineRule="auto"/>
-        <w:rPr>
-          <w:b/>
-          <w:bCs/>
-        </w:rPr>
-      </w:pPr>
-      <w:r>
-        <w:t xml:space="preserve">What percentage of </w:t>
-      </w:r>
-      <w:r>
-        <w:t xml:space="preserve">rows </w:t>
-      </w:r>
-      <w:r>
-        <w:t xml:space="preserve">have missing or ambiguous </w:t>
-      </w:r>
-      <w:r>
-        <w:t>values</w:t>
-      </w:r>
-      <w:r>
-        <w:t>?</w:t>
-      </w:r>
-    </w:p>
-    <w:p>
-      <w:pPr>
-        <w:spacing w:line="360" w:lineRule="auto"/>
-        <w:rPr>
-          <w:b/>
-          <w:bCs/>
-        </w:rPr>
-      </w:pPr>
-      <w:r>
-        <w:rPr>
-          <w:b/>
-          <w:bCs/>
-        </w:rPr>
-        <w:t>Anticipated Challenges</w:t>
+      </w:pPr>
+      <w:r>
+        <w:t xml:space="preserve">License: </w:t>
+      </w:r>
+      <w:hyperlink r:id="rId6" w:tgtFrame="_blank" w:history="1">
+        <w:r>
+          <w:rPr>
+            <w:rStyle w:val="Hyperlink"/>
+          </w:rPr>
+          <w:t>Apache 2.0</w:t>
+        </w:r>
+      </w:hyperlink>
+      <w:r>
+        <w:t>, Kaggle</w:t>
       </w:r>
     </w:p>
     <w:p>
@@ -272,40 +431,319 @@
           <w:ilvl w:val="0"/>
           <w:numId w:val="2"/>
         </w:numPr>
-        <w:spacing w:line="360" w:lineRule="auto"/>
+        <w:spacing w:after="160" w:line="360" w:lineRule="auto"/>
+      </w:pPr>
+      <w:r>
+        <w:t>Number of Rows: 64016.</w:t>
+      </w:r>
+    </w:p>
+    <w:p>
+      <w:pPr>
+        <w:pStyle w:val="ListParagraph"/>
+        <w:numPr>
+          <w:ilvl w:val="0"/>
+          <w:numId w:val="2"/>
+        </w:numPr>
+        <w:spacing w:after="160" w:line="360" w:lineRule="auto"/>
+      </w:pPr>
+      <w:r>
+        <w:t>Number of Columns: 12.</w:t>
+      </w:r>
+    </w:p>
+    <w:p>
+      <w:pPr>
+        <w:pStyle w:val="ListParagraph"/>
+        <w:numPr>
+          <w:ilvl w:val="0"/>
+          <w:numId w:val="2"/>
+        </w:numPr>
+        <w:spacing w:after="160" w:line="360" w:lineRule="auto"/>
+      </w:pPr>
+      <w:r>
+        <w:t>Data Types: Numeric, date, text.</w:t>
+      </w:r>
+    </w:p>
+    <w:p>
+      <w:pPr>
+        <w:pStyle w:val="ListParagraph"/>
+        <w:numPr>
+          <w:ilvl w:val="0"/>
+          <w:numId w:val="2"/>
+        </w:numPr>
+        <w:spacing w:after="160" w:line="360" w:lineRule="auto"/>
+      </w:pPr>
+      <w:r>
+        <w:t xml:space="preserve">Known Limitations: </w:t>
+      </w:r>
+      <w:r>
+        <w:t>Dataset collected through scraping a webs</w:t>
+      </w:r>
+      <w:r>
+        <w:t>ite</w:t>
+      </w:r>
+    </w:p>
+    <w:p>
+      <w:pPr>
+        <w:pStyle w:val="ListParagraph"/>
+        <w:spacing w:after="160" w:line="360" w:lineRule="auto"/>
+      </w:pPr>
+    </w:p>
+    <w:p>
+      <w:pPr>
+        <w:spacing w:after="160" w:line="360" w:lineRule="auto"/>
         <w:rPr>
           <w:b/>
           <w:bCs/>
         </w:rPr>
       </w:pPr>
       <w:r>
-        <w:t xml:space="preserve">With a dataset of this </w:t>
-      </w:r>
-      <w:r>
-        <w:t>size,</w:t>
-      </w:r>
-      <w:r>
-        <w:t xml:space="preserve"> we expect that some rows will </w:t>
-      </w:r>
-      <w:r>
-        <w:t>have missing or true NaN</w:t>
-      </w:r>
-      <w:r>
-        <w:t xml:space="preserve"> </w:t>
-      </w:r>
-      <w:r>
-        <w:t xml:space="preserve">values, </w:t>
-      </w:r>
-      <w:r>
-        <w:t>resulting</w:t>
-      </w:r>
-      <w:r>
-        <w:t xml:space="preserve"> in a judgement call on </w:t>
-      </w:r>
-      <w:r>
-        <w:t>eliminating that row and potentially affect the genre/platform sales average if handle incorrectly.</w:t>
-      </w:r>
-    </w:p>
+        <w:rPr>
+          <w:b/>
+          <w:bCs/>
+        </w:rPr>
+        <w:t>Section 4: Planned EDA Questions</w:t>
+      </w:r>
+    </w:p>
+    <w:p>
+      <w:pPr>
+        <w:pStyle w:val="ListParagraph"/>
+        <w:numPr>
+          <w:ilvl w:val="0"/>
+          <w:numId w:val="4"/>
+        </w:numPr>
+        <w:spacing w:after="160" w:line="360" w:lineRule="auto"/>
+      </w:pPr>
+      <w:r>
+        <w:t>What percentage of rows have missing or ambiguous values?</w:t>
+      </w:r>
+    </w:p>
+    <w:p>
+      <w:pPr>
+        <w:pStyle w:val="ListParagraph"/>
+        <w:numPr>
+          <w:ilvl w:val="0"/>
+          <w:numId w:val="4"/>
+        </w:numPr>
+        <w:spacing w:after="160" w:line="360" w:lineRule="auto"/>
+      </w:pPr>
+      <w:r>
+        <w:t xml:space="preserve">Do average </w:t>
+      </w:r>
+      <w:proofErr w:type="spellStart"/>
+      <w:r>
+        <w:t>na</w:t>
+      </w:r>
+      <w:r>
+        <w:t>_</w:t>
+      </w:r>
+      <w:r>
+        <w:t>s</w:t>
+      </w:r>
+      <w:r>
+        <w:t>ales</w:t>
+      </w:r>
+      <w:proofErr w:type="spellEnd"/>
+      <w:r>
+        <w:t>(mil)</w:t>
+      </w:r>
+      <w:r>
+        <w:t xml:space="preserve"> diverge heavily per genre?</w:t>
+      </w:r>
+    </w:p>
+    <w:p>
+      <w:pPr>
+        <w:pStyle w:val="ListParagraph"/>
+        <w:numPr>
+          <w:ilvl w:val="0"/>
+          <w:numId w:val="4"/>
+        </w:numPr>
+        <w:spacing w:after="160" w:line="360" w:lineRule="auto"/>
+      </w:pPr>
+      <w:r>
+        <w:t xml:space="preserve">Does a single console’s </w:t>
+      </w:r>
+      <w:proofErr w:type="spellStart"/>
+      <w:r>
+        <w:t>na</w:t>
+      </w:r>
+      <w:r>
+        <w:t>_</w:t>
+      </w:r>
+      <w:r>
+        <w:t>s</w:t>
+      </w:r>
+      <w:r>
+        <w:t>ales</w:t>
+      </w:r>
+      <w:proofErr w:type="spellEnd"/>
+      <w:r>
+        <w:t>(mil)</w:t>
+      </w:r>
+      <w:r>
+        <w:t xml:space="preserve"> outperform others by a substantial amount?</w:t>
+      </w:r>
+    </w:p>
+    <w:p>
+      <w:pPr>
+        <w:pStyle w:val="ListParagraph"/>
+        <w:numPr>
+          <w:ilvl w:val="0"/>
+          <w:numId w:val="4"/>
+        </w:numPr>
+        <w:spacing w:after="160" w:line="360" w:lineRule="auto"/>
+      </w:pPr>
+      <w:r>
+        <w:t xml:space="preserve">How many distinct </w:t>
+      </w:r>
+      <w:r>
+        <w:t>consoles</w:t>
+      </w:r>
+      <w:r>
+        <w:t xml:space="preserve"> are represented in the dataset, and what are the amounts of released titles per platform? </w:t>
+      </w:r>
+    </w:p>
+    <w:p>
+      <w:pPr>
+        <w:pStyle w:val="ListParagraph"/>
+        <w:spacing w:after="160" w:line="360" w:lineRule="auto"/>
+      </w:pPr>
+    </w:p>
+    <w:p>
+      <w:pPr>
+        <w:spacing w:after="160" w:line="360" w:lineRule="auto"/>
+        <w:rPr>
+          <w:b/>
+          <w:bCs/>
+        </w:rPr>
+      </w:pPr>
+    </w:p>
+    <w:p>
+      <w:pPr>
+        <w:spacing w:after="160" w:line="360" w:lineRule="auto"/>
+        <w:rPr>
+          <w:b/>
+          <w:bCs/>
+        </w:rPr>
+      </w:pPr>
+      <w:r>
+        <w:rPr>
+          <w:b/>
+          <w:bCs/>
+        </w:rPr>
+        <w:lastRenderedPageBreak/>
+        <w:t>Section 5: Anticipated Challenges</w:t>
+      </w:r>
+    </w:p>
+    <w:p>
+      <w:pPr>
+        <w:pStyle w:val="ListParagraph"/>
+        <w:numPr>
+          <w:ilvl w:val="0"/>
+          <w:numId w:val="6"/>
+        </w:numPr>
+        <w:spacing w:after="160" w:line="360" w:lineRule="auto"/>
+      </w:pPr>
+      <w:r>
+        <w:t xml:space="preserve">With a dataset of this size, we expect that some rows will have missing or true </w:t>
+      </w:r>
+      <w:proofErr w:type="spellStart"/>
+      <w:r>
+        <w:t>NaN</w:t>
+      </w:r>
+      <w:proofErr w:type="spellEnd"/>
+      <w:r>
+        <w:t xml:space="preserve"> values, resulting in a judgement call on eliminating that row and potentially affect</w:t>
+      </w:r>
+      <w:r>
+        <w:t>ing</w:t>
+      </w:r>
+      <w:r>
+        <w:t xml:space="preserve"> the genre/platform sales average if </w:t>
+      </w:r>
+      <w:r>
+        <w:t>handled</w:t>
+      </w:r>
+      <w:r>
+        <w:t xml:space="preserve"> incorrectly.</w:t>
+      </w:r>
+    </w:p>
+    <w:p>
+      <w:pPr>
+        <w:pStyle w:val="ListParagraph"/>
+        <w:numPr>
+          <w:ilvl w:val="0"/>
+          <w:numId w:val="6"/>
+        </w:numPr>
+        <w:spacing w:after="160" w:line="360" w:lineRule="auto"/>
+      </w:pPr>
+      <w:r>
+        <w:t xml:space="preserve">There is an unfair representation in the genre column, there exists a Misc. category which include more than 5000 titles while </w:t>
+      </w:r>
+      <w:proofErr w:type="spellStart"/>
+      <w:r>
+        <w:t>boardGame</w:t>
+      </w:r>
+      <w:proofErr w:type="spellEnd"/>
+      <w:r>
+        <w:t xml:space="preserve"> and sandbox titles equate to less than a hundred. </w:t>
+      </w:r>
+      <w:proofErr w:type="gramStart"/>
+      <w:r>
+        <w:t>In order to</w:t>
+      </w:r>
+      <w:proofErr w:type="gramEnd"/>
+      <w:r>
+        <w:t xml:space="preserve"> allow for fair representation of genres we will set a minimum number of titles per genre to include in our analysis.</w:t>
+      </w:r>
+    </w:p>
+    <w:p>
+      <w:pPr>
+        <w:pStyle w:val="ListParagraph"/>
+        <w:numPr>
+          <w:ilvl w:val="0"/>
+          <w:numId w:val="6"/>
+        </w:numPr>
+        <w:spacing w:after="160" w:line="360" w:lineRule="auto"/>
+      </w:pPr>
+      <w:r>
+        <w:t xml:space="preserve">Moreover, there is another imbalance in our console column. PC holds nearly 10,000 titles while outdated platforms only have several titles to their name. To alleviate the possibly of skewed data with numerous underrepresented consoles we will once again set a minimum title count to console to reflect the primary time range of our dataset. </w:t>
+      </w:r>
+    </w:p>
+    <w:p>
+      <w:pPr>
+        <w:spacing w:after="160" w:line="360" w:lineRule="auto"/>
+        <w:rPr>
+          <w:b/>
+          <w:bCs/>
+        </w:rPr>
+      </w:pPr>
+    </w:p>
+    <w:p>
+      <w:pPr>
+        <w:spacing w:after="160" w:line="360" w:lineRule="auto"/>
+        <w:rPr>
+          <w:b/>
+          <w:bCs/>
+        </w:rPr>
+      </w:pPr>
+    </w:p>
+    <w:p>
+      <w:pPr>
+        <w:pStyle w:val="ListParagraph"/>
+        <w:spacing w:line="360" w:lineRule="auto"/>
+        <w:rPr>
+          <w:b/>
+          <w:bCs/>
+        </w:rPr>
+      </w:pPr>
+    </w:p>
+    <w:p>
+      <w:pPr>
+        <w:pStyle w:val="ListParagraph"/>
+        <w:spacing w:line="360" w:lineRule="auto"/>
+      </w:pPr>
+    </w:p>
+    <w:p/>
     <w:sectPr>
       <w:pgSz w:w="12240" w:h="15840"/>
       <w:pgMar w:top="1440" w:right="1440" w:bottom="1440" w:left="1440" w:header="720" w:footer="720" w:gutter="0"/>
@@ -319,6 +757,474 @@
 <file path=word/numbering.xml><?xml version="1.0" encoding="utf-8"?>
 <w:numbering xmlns:wpc="http://schemas.microsoft.com/office/word/2010/wordprocessingCanvas" xmlns:cx="http://schemas.microsoft.com/office/drawing/2014/chartex" xmlns:cx1="http://schemas.microsoft.com/office/drawing/2015/9/8/chartex" xmlns:cx2="http://schemas.microsoft.com/office/drawing/2015/10/21/chartex" xmlns:cx3="http://schemas.microsoft.com/office/drawing/2016/5/9/chartex" xmlns:cx4="http://schemas.microsoft.com/office/drawing/2016/5/10/chartex" xmlns:cx5="http://schemas.microsoft.com/office/drawing/2016/5/11/chartex" xmlns:cx6="http://schemas.microsoft.com/office/drawing/2016/5/12/chartex" xmlns:cx7="http://schemas.microsoft.com/office/drawing/2016/5/13/chartex" xmlns:cx8="http://schemas.microsoft.com/office/drawing/2016/5/14/chartex" xmlns:mc="http://schemas.openxmlformats.org/markup-compatibility/2006" xmlns:aink="http://schemas.microsoft.com/office/drawing/2016/ink" xmlns:am3d="http://schemas.microsoft.com/office/drawing/2017/model3d" xmlns:o="urn:schemas-microsoft-com:office:office" xmlns:oel="http://schemas.microsoft.com/office/2019/extlst" xmlns:r="http://schemas.openxmlformats.org/officeDocument/2006/relationships" xmlns:m="http://schemas.openxmlformats.org/officeDocument/2006/math" xmlns:v="urn:schemas-microsoft-com:vml" xmlns:wp14="http://schemas.microsoft.com/office/word/2010/wordprocessingDrawing" xmlns:wp="http://schemas.openxmlformats.org/drawingml/2006/wordprocessingDrawing" xmlns:w10="urn:schemas-microsoft-com:office:word" xmlns:w="http://schemas.openxmlformats.org/wordprocessingml/2006/main" xmlns:w14="http://schemas.microsoft.com/office/word/2010/wordml" xmlns:w15="http://schemas.microsoft.com/office/word/2012/wordml" xmlns:w16cex="http://schemas.microsoft.com/office/word/2018/wordml/cex" xmlns:w16cid="http://schemas.microsoft.com/office/word/2016/wordml/cid" xmlns:w16="http://schemas.microsoft.com/office/word/2018/wordml" xmlns:w16du="http://schemas.microsoft.com/office/word/2023/wordml/word16du" xmlns:w16sdtdh="http://schemas.microsoft.com/office/word/2020/wordml/sdtdatahash" xmlns:w16sdtfl="http://schemas.microsoft.com/office/word/2024/wordml/sdtformatlock" xmlns:w16se="http://schemas.microsoft.com/office/word/2015/wordml/symex" xmlns:wpg="http://schemas.microsoft.com/office/word/2010/wordprocessingGroup" xmlns:wpi="http://schemas.microsoft.com/office/word/2010/wordprocessingInk" xmlns:wne="http://schemas.microsoft.com/office/word/2006/wordml" xmlns:wps="http://schemas.microsoft.com/office/word/2010/wordprocessingShape" mc:Ignorable="w14 w15 w16se w16cid w16 w16cex w16sdtdh w16sdtfl w16du wp14">
   <w:abstractNum w:abstractNumId="0" w15:restartNumberingAfterBreak="0">
+    <w:nsid w:val="12CD6DAA"/>
+    <w:multiLevelType w:val="hybridMultilevel"/>
+    <w:tmpl w:val="72E2D9BC"/>
+    <w:lvl w:ilvl="0" w:tplc="0409000F">
+      <w:start w:val="1"/>
+      <w:numFmt w:val="decimal"/>
+      <w:lvlText w:val="%1."/>
+      <w:lvlJc w:val="left"/>
+      <w:pPr>
+        <w:ind w:left="720" w:hanging="360"/>
+      </w:pPr>
+      <w:rPr>
+        <w:rFonts w:hint="default"/>
+      </w:rPr>
+    </w:lvl>
+    <w:lvl w:ilvl="1" w:tplc="04090019" w:tentative="1">
+      <w:start w:val="1"/>
+      <w:numFmt w:val="lowerLetter"/>
+      <w:lvlText w:val="%2."/>
+      <w:lvlJc w:val="left"/>
+      <w:pPr>
+        <w:ind w:left="1440" w:hanging="360"/>
+      </w:pPr>
+    </w:lvl>
+    <w:lvl w:ilvl="2" w:tplc="0409001B" w:tentative="1">
+      <w:start w:val="1"/>
+      <w:numFmt w:val="lowerRoman"/>
+      <w:lvlText w:val="%3."/>
+      <w:lvlJc w:val="right"/>
+      <w:pPr>
+        <w:ind w:left="2160" w:hanging="180"/>
+      </w:pPr>
+    </w:lvl>
+    <w:lvl w:ilvl="3" w:tplc="0409000F" w:tentative="1">
+      <w:start w:val="1"/>
+      <w:numFmt w:val="decimal"/>
+      <w:lvlText w:val="%4."/>
+      <w:lvlJc w:val="left"/>
+      <w:pPr>
+        <w:ind w:left="2880" w:hanging="360"/>
+      </w:pPr>
+    </w:lvl>
+    <w:lvl w:ilvl="4" w:tplc="04090019" w:tentative="1">
+      <w:start w:val="1"/>
+      <w:numFmt w:val="lowerLetter"/>
+      <w:lvlText w:val="%5."/>
+      <w:lvlJc w:val="left"/>
+      <w:pPr>
+        <w:ind w:left="3600" w:hanging="360"/>
+      </w:pPr>
+    </w:lvl>
+    <w:lvl w:ilvl="5" w:tplc="0409001B" w:tentative="1">
+      <w:start w:val="1"/>
+      <w:numFmt w:val="lowerRoman"/>
+      <w:lvlText w:val="%6."/>
+      <w:lvlJc w:val="right"/>
+      <w:pPr>
+        <w:ind w:left="4320" w:hanging="180"/>
+      </w:pPr>
+    </w:lvl>
+    <w:lvl w:ilvl="6" w:tplc="0409000F" w:tentative="1">
+      <w:start w:val="1"/>
+      <w:numFmt w:val="decimal"/>
+      <w:lvlText w:val="%7."/>
+      <w:lvlJc w:val="left"/>
+      <w:pPr>
+        <w:ind w:left="5040" w:hanging="360"/>
+      </w:pPr>
+    </w:lvl>
+    <w:lvl w:ilvl="7" w:tplc="04090019" w:tentative="1">
+      <w:start w:val="1"/>
+      <w:numFmt w:val="lowerLetter"/>
+      <w:lvlText w:val="%8."/>
+      <w:lvlJc w:val="left"/>
+      <w:pPr>
+        <w:ind w:left="5760" w:hanging="360"/>
+      </w:pPr>
+    </w:lvl>
+    <w:lvl w:ilvl="8" w:tplc="0409001B" w:tentative="1">
+      <w:start w:val="1"/>
+      <w:numFmt w:val="lowerRoman"/>
+      <w:lvlText w:val="%9."/>
+      <w:lvlJc w:val="right"/>
+      <w:pPr>
+        <w:ind w:left="6480" w:hanging="180"/>
+      </w:pPr>
+    </w:lvl>
+  </w:abstractNum>
+  <w:abstractNum w:abstractNumId="1" w15:restartNumberingAfterBreak="0">
+    <w:nsid w:val="1ADD51C2"/>
+    <w:multiLevelType w:val="hybridMultilevel"/>
+    <w:tmpl w:val="3D1006AA"/>
+    <w:lvl w:ilvl="0" w:tplc="0409000F">
+      <w:start w:val="1"/>
+      <w:numFmt w:val="decimal"/>
+      <w:lvlText w:val="%1."/>
+      <w:lvlJc w:val="left"/>
+      <w:pPr>
+        <w:ind w:left="720" w:hanging="360"/>
+      </w:pPr>
+      <w:rPr>
+        <w:rFonts w:hint="default"/>
+      </w:rPr>
+    </w:lvl>
+    <w:lvl w:ilvl="1" w:tplc="04090019" w:tentative="1">
+      <w:start w:val="1"/>
+      <w:numFmt w:val="lowerLetter"/>
+      <w:lvlText w:val="%2."/>
+      <w:lvlJc w:val="left"/>
+      <w:pPr>
+        <w:ind w:left="1440" w:hanging="360"/>
+      </w:pPr>
+    </w:lvl>
+    <w:lvl w:ilvl="2" w:tplc="0409001B" w:tentative="1">
+      <w:start w:val="1"/>
+      <w:numFmt w:val="lowerRoman"/>
+      <w:lvlText w:val="%3."/>
+      <w:lvlJc w:val="right"/>
+      <w:pPr>
+        <w:ind w:left="2160" w:hanging="180"/>
+      </w:pPr>
+    </w:lvl>
+    <w:lvl w:ilvl="3" w:tplc="0409000F" w:tentative="1">
+      <w:start w:val="1"/>
+      <w:numFmt w:val="decimal"/>
+      <w:lvlText w:val="%4."/>
+      <w:lvlJc w:val="left"/>
+      <w:pPr>
+        <w:ind w:left="2880" w:hanging="360"/>
+      </w:pPr>
+    </w:lvl>
+    <w:lvl w:ilvl="4" w:tplc="04090019" w:tentative="1">
+      <w:start w:val="1"/>
+      <w:numFmt w:val="lowerLetter"/>
+      <w:lvlText w:val="%5."/>
+      <w:lvlJc w:val="left"/>
+      <w:pPr>
+        <w:ind w:left="3600" w:hanging="360"/>
+      </w:pPr>
+    </w:lvl>
+    <w:lvl w:ilvl="5" w:tplc="0409001B" w:tentative="1">
+      <w:start w:val="1"/>
+      <w:numFmt w:val="lowerRoman"/>
+      <w:lvlText w:val="%6."/>
+      <w:lvlJc w:val="right"/>
+      <w:pPr>
+        <w:ind w:left="4320" w:hanging="180"/>
+      </w:pPr>
+    </w:lvl>
+    <w:lvl w:ilvl="6" w:tplc="0409000F" w:tentative="1">
+      <w:start w:val="1"/>
+      <w:numFmt w:val="decimal"/>
+      <w:lvlText w:val="%7."/>
+      <w:lvlJc w:val="left"/>
+      <w:pPr>
+        <w:ind w:left="5040" w:hanging="360"/>
+      </w:pPr>
+    </w:lvl>
+    <w:lvl w:ilvl="7" w:tplc="04090019" w:tentative="1">
+      <w:start w:val="1"/>
+      <w:numFmt w:val="lowerLetter"/>
+      <w:lvlText w:val="%8."/>
+      <w:lvlJc w:val="left"/>
+      <w:pPr>
+        <w:ind w:left="5760" w:hanging="360"/>
+      </w:pPr>
+    </w:lvl>
+    <w:lvl w:ilvl="8" w:tplc="0409001B" w:tentative="1">
+      <w:start w:val="1"/>
+      <w:numFmt w:val="lowerRoman"/>
+      <w:lvlText w:val="%9."/>
+      <w:lvlJc w:val="right"/>
+      <w:pPr>
+        <w:ind w:left="6480" w:hanging="180"/>
+      </w:pPr>
+    </w:lvl>
+  </w:abstractNum>
+  <w:abstractNum w:abstractNumId="2" w15:restartNumberingAfterBreak="0">
+    <w:nsid w:val="1E9622A0"/>
+    <w:multiLevelType w:val="hybridMultilevel"/>
+    <w:tmpl w:val="07602BE2"/>
+    <w:lvl w:ilvl="0" w:tplc="0409000F">
+      <w:start w:val="1"/>
+      <w:numFmt w:val="decimal"/>
+      <w:lvlText w:val="%1."/>
+      <w:lvlJc w:val="left"/>
+      <w:pPr>
+        <w:ind w:left="720" w:hanging="360"/>
+      </w:pPr>
+      <w:rPr>
+        <w:rFonts w:hint="default"/>
+      </w:rPr>
+    </w:lvl>
+    <w:lvl w:ilvl="1" w:tplc="04090019" w:tentative="1">
+      <w:start w:val="1"/>
+      <w:numFmt w:val="lowerLetter"/>
+      <w:lvlText w:val="%2."/>
+      <w:lvlJc w:val="left"/>
+      <w:pPr>
+        <w:ind w:left="1440" w:hanging="360"/>
+      </w:pPr>
+    </w:lvl>
+    <w:lvl w:ilvl="2" w:tplc="0409001B" w:tentative="1">
+      <w:start w:val="1"/>
+      <w:numFmt w:val="lowerRoman"/>
+      <w:lvlText w:val="%3."/>
+      <w:lvlJc w:val="right"/>
+      <w:pPr>
+        <w:ind w:left="2160" w:hanging="180"/>
+      </w:pPr>
+    </w:lvl>
+    <w:lvl w:ilvl="3" w:tplc="0409000F" w:tentative="1">
+      <w:start w:val="1"/>
+      <w:numFmt w:val="decimal"/>
+      <w:lvlText w:val="%4."/>
+      <w:lvlJc w:val="left"/>
+      <w:pPr>
+        <w:ind w:left="2880" w:hanging="360"/>
+      </w:pPr>
+    </w:lvl>
+    <w:lvl w:ilvl="4" w:tplc="04090019" w:tentative="1">
+      <w:start w:val="1"/>
+      <w:numFmt w:val="lowerLetter"/>
+      <w:lvlText w:val="%5."/>
+      <w:lvlJc w:val="left"/>
+      <w:pPr>
+        <w:ind w:left="3600" w:hanging="360"/>
+      </w:pPr>
+    </w:lvl>
+    <w:lvl w:ilvl="5" w:tplc="0409001B" w:tentative="1">
+      <w:start w:val="1"/>
+      <w:numFmt w:val="lowerRoman"/>
+      <w:lvlText w:val="%6."/>
+      <w:lvlJc w:val="right"/>
+      <w:pPr>
+        <w:ind w:left="4320" w:hanging="180"/>
+      </w:pPr>
+    </w:lvl>
+    <w:lvl w:ilvl="6" w:tplc="0409000F" w:tentative="1">
+      <w:start w:val="1"/>
+      <w:numFmt w:val="decimal"/>
+      <w:lvlText w:val="%7."/>
+      <w:lvlJc w:val="left"/>
+      <w:pPr>
+        <w:ind w:left="5040" w:hanging="360"/>
+      </w:pPr>
+    </w:lvl>
+    <w:lvl w:ilvl="7" w:tplc="04090019" w:tentative="1">
+      <w:start w:val="1"/>
+      <w:numFmt w:val="lowerLetter"/>
+      <w:lvlText w:val="%8."/>
+      <w:lvlJc w:val="left"/>
+      <w:pPr>
+        <w:ind w:left="5760" w:hanging="360"/>
+      </w:pPr>
+    </w:lvl>
+    <w:lvl w:ilvl="8" w:tplc="0409001B" w:tentative="1">
+      <w:start w:val="1"/>
+      <w:numFmt w:val="lowerRoman"/>
+      <w:lvlText w:val="%9."/>
+      <w:lvlJc w:val="right"/>
+      <w:pPr>
+        <w:ind w:left="6480" w:hanging="180"/>
+      </w:pPr>
+    </w:lvl>
+  </w:abstractNum>
+  <w:abstractNum w:abstractNumId="3" w15:restartNumberingAfterBreak="0">
+    <w:nsid w:val="294B542E"/>
+    <w:multiLevelType w:val="hybridMultilevel"/>
+    <w:tmpl w:val="B2B077FA"/>
+    <w:lvl w:ilvl="0" w:tplc="9480985E">
+      <w:start w:val="1"/>
+      <w:numFmt w:val="decimal"/>
+      <w:lvlText w:val="%1."/>
+      <w:lvlJc w:val="left"/>
+      <w:pPr>
+        <w:ind w:left="1080" w:hanging="360"/>
+      </w:pPr>
+      <w:rPr>
+        <w:rFonts w:hint="default"/>
+      </w:rPr>
+    </w:lvl>
+    <w:lvl w:ilvl="1" w:tplc="04090019" w:tentative="1">
+      <w:start w:val="1"/>
+      <w:numFmt w:val="lowerLetter"/>
+      <w:lvlText w:val="%2."/>
+      <w:lvlJc w:val="left"/>
+      <w:pPr>
+        <w:ind w:left="1800" w:hanging="360"/>
+      </w:pPr>
+    </w:lvl>
+    <w:lvl w:ilvl="2" w:tplc="0409001B" w:tentative="1">
+      <w:start w:val="1"/>
+      <w:numFmt w:val="lowerRoman"/>
+      <w:lvlText w:val="%3."/>
+      <w:lvlJc w:val="right"/>
+      <w:pPr>
+        <w:ind w:left="2520" w:hanging="180"/>
+      </w:pPr>
+    </w:lvl>
+    <w:lvl w:ilvl="3" w:tplc="0409000F" w:tentative="1">
+      <w:start w:val="1"/>
+      <w:numFmt w:val="decimal"/>
+      <w:lvlText w:val="%4."/>
+      <w:lvlJc w:val="left"/>
+      <w:pPr>
+        <w:ind w:left="3240" w:hanging="360"/>
+      </w:pPr>
+    </w:lvl>
+    <w:lvl w:ilvl="4" w:tplc="04090019" w:tentative="1">
+      <w:start w:val="1"/>
+      <w:numFmt w:val="lowerLetter"/>
+      <w:lvlText w:val="%5."/>
+      <w:lvlJc w:val="left"/>
+      <w:pPr>
+        <w:ind w:left="3960" w:hanging="360"/>
+      </w:pPr>
+    </w:lvl>
+    <w:lvl w:ilvl="5" w:tplc="0409001B" w:tentative="1">
+      <w:start w:val="1"/>
+      <w:numFmt w:val="lowerRoman"/>
+      <w:lvlText w:val="%6."/>
+      <w:lvlJc w:val="right"/>
+      <w:pPr>
+        <w:ind w:left="4680" w:hanging="180"/>
+      </w:pPr>
+    </w:lvl>
+    <w:lvl w:ilvl="6" w:tplc="0409000F" w:tentative="1">
+      <w:start w:val="1"/>
+      <w:numFmt w:val="decimal"/>
+      <w:lvlText w:val="%7."/>
+      <w:lvlJc w:val="left"/>
+      <w:pPr>
+        <w:ind w:left="5400" w:hanging="360"/>
+      </w:pPr>
+    </w:lvl>
+    <w:lvl w:ilvl="7" w:tplc="04090019" w:tentative="1">
+      <w:start w:val="1"/>
+      <w:numFmt w:val="lowerLetter"/>
+      <w:lvlText w:val="%8."/>
+      <w:lvlJc w:val="left"/>
+      <w:pPr>
+        <w:ind w:left="6120" w:hanging="360"/>
+      </w:pPr>
+    </w:lvl>
+    <w:lvl w:ilvl="8" w:tplc="0409001B" w:tentative="1">
+      <w:start w:val="1"/>
+      <w:numFmt w:val="lowerRoman"/>
+      <w:lvlText w:val="%9."/>
+      <w:lvlJc w:val="right"/>
+      <w:pPr>
+        <w:ind w:left="6840" w:hanging="180"/>
+      </w:pPr>
+    </w:lvl>
+  </w:abstractNum>
+  <w:abstractNum w:abstractNumId="4" w15:restartNumberingAfterBreak="0">
+    <w:nsid w:val="2F4E0806"/>
+    <w:multiLevelType w:val="hybridMultilevel"/>
+    <w:tmpl w:val="AD38CC1E"/>
+    <w:lvl w:ilvl="0" w:tplc="04090001">
+      <w:numFmt w:val="bullet"/>
+      <w:lvlText w:val=""/>
+      <w:lvlJc w:val="left"/>
+      <w:pPr>
+        <w:ind w:left="720" w:hanging="360"/>
+      </w:pPr>
+      <w:rPr>
+        <w:rFonts w:ascii="Symbol" w:eastAsia="Times New Roman" w:hAnsi="Symbol" w:cs="Times New Roman" w:hint="default"/>
+      </w:rPr>
+    </w:lvl>
+    <w:lvl w:ilvl="1" w:tplc="04090003" w:tentative="1">
+      <w:start w:val="1"/>
+      <w:numFmt w:val="bullet"/>
+      <w:lvlText w:val="o"/>
+      <w:lvlJc w:val="left"/>
+      <w:pPr>
+        <w:ind w:left="1440" w:hanging="360"/>
+      </w:pPr>
+      <w:rPr>
+        <w:rFonts w:ascii="Courier New" w:hAnsi="Courier New" w:cs="Courier New" w:hint="default"/>
+      </w:rPr>
+    </w:lvl>
+    <w:lvl w:ilvl="2" w:tplc="04090005" w:tentative="1">
+      <w:start w:val="1"/>
+      <w:numFmt w:val="bullet"/>
+      <w:lvlText w:val=""/>
+      <w:lvlJc w:val="left"/>
+      <w:pPr>
+        <w:ind w:left="2160" w:hanging="360"/>
+      </w:pPr>
+      <w:rPr>
+        <w:rFonts w:ascii="Wingdings" w:hAnsi="Wingdings" w:hint="default"/>
+      </w:rPr>
+    </w:lvl>
+    <w:lvl w:ilvl="3" w:tplc="04090001" w:tentative="1">
+      <w:start w:val="1"/>
+      <w:numFmt w:val="bullet"/>
+      <w:lvlText w:val=""/>
+      <w:lvlJc w:val="left"/>
+      <w:pPr>
+        <w:ind w:left="2880" w:hanging="360"/>
+      </w:pPr>
+      <w:rPr>
+        <w:rFonts w:ascii="Symbol" w:hAnsi="Symbol" w:hint="default"/>
+      </w:rPr>
+    </w:lvl>
+    <w:lvl w:ilvl="4" w:tplc="04090003" w:tentative="1">
+      <w:start w:val="1"/>
+      <w:numFmt w:val="bullet"/>
+      <w:lvlText w:val="o"/>
+      <w:lvlJc w:val="left"/>
+      <w:pPr>
+        <w:ind w:left="3600" w:hanging="360"/>
+      </w:pPr>
+      <w:rPr>
+        <w:rFonts w:ascii="Courier New" w:hAnsi="Courier New" w:cs="Courier New" w:hint="default"/>
+      </w:rPr>
+    </w:lvl>
+    <w:lvl w:ilvl="5" w:tplc="04090005" w:tentative="1">
+      <w:start w:val="1"/>
+      <w:numFmt w:val="bullet"/>
+      <w:lvlText w:val=""/>
+      <w:lvlJc w:val="left"/>
+      <w:pPr>
+        <w:ind w:left="4320" w:hanging="360"/>
+      </w:pPr>
+      <w:rPr>
+        <w:rFonts w:ascii="Wingdings" w:hAnsi="Wingdings" w:hint="default"/>
+      </w:rPr>
+    </w:lvl>
+    <w:lvl w:ilvl="6" w:tplc="04090001" w:tentative="1">
+      <w:start w:val="1"/>
+      <w:numFmt w:val="bullet"/>
+      <w:lvlText w:val=""/>
+      <w:lvlJc w:val="left"/>
+      <w:pPr>
+        <w:ind w:left="5040" w:hanging="360"/>
+      </w:pPr>
+      <w:rPr>
+        <w:rFonts w:ascii="Symbol" w:hAnsi="Symbol" w:hint="default"/>
+      </w:rPr>
+    </w:lvl>
+    <w:lvl w:ilvl="7" w:tplc="04090003" w:tentative="1">
+      <w:start w:val="1"/>
+      <w:numFmt w:val="bullet"/>
+      <w:lvlText w:val="o"/>
+      <w:lvlJc w:val="left"/>
+      <w:pPr>
+        <w:ind w:left="5760" w:hanging="360"/>
+      </w:pPr>
+      <w:rPr>
+        <w:rFonts w:ascii="Courier New" w:hAnsi="Courier New" w:cs="Courier New" w:hint="default"/>
+      </w:rPr>
+    </w:lvl>
+    <w:lvl w:ilvl="8" w:tplc="04090005" w:tentative="1">
+      <w:start w:val="1"/>
+      <w:numFmt w:val="bullet"/>
+      <w:lvlText w:val=""/>
+      <w:lvlJc w:val="left"/>
+      <w:pPr>
+        <w:ind w:left="6480" w:hanging="360"/>
+      </w:pPr>
+      <w:rPr>
+        <w:rFonts w:ascii="Wingdings" w:hAnsi="Wingdings" w:hint="default"/>
+      </w:rPr>
+    </w:lvl>
+  </w:abstractNum>
+  <w:abstractNum w:abstractNumId="5" w15:restartNumberingAfterBreak="0">
     <w:nsid w:val="324702BC"/>
     <w:multiLevelType w:val="hybridMultilevel"/>
     <w:tmpl w:val="4DEE31AA"/>
@@ -431,7 +1337,7 @@
       </w:rPr>
     </w:lvl>
   </w:abstractNum>
-  <w:abstractNum w:abstractNumId="1" w15:restartNumberingAfterBreak="0">
+  <w:abstractNum w:abstractNumId="6" w15:restartNumberingAfterBreak="0">
     <w:nsid w:val="6CA7194A"/>
     <w:multiLevelType w:val="hybridMultilevel"/>
     <w:tmpl w:val="46CEB988"/>
@@ -544,11 +1450,26 @@
       </w:rPr>
     </w:lvl>
   </w:abstractNum>
-  <w:num w:numId="1" w16cid:durableId="356539232">
+  <w:num w:numId="1" w16cid:durableId="1612667638">
+    <w:abstractNumId w:val="4"/>
+  </w:num>
+  <w:num w:numId="2" w16cid:durableId="356539232">
+    <w:abstractNumId w:val="5"/>
+  </w:num>
+  <w:num w:numId="3" w16cid:durableId="803234083">
+    <w:abstractNumId w:val="3"/>
+  </w:num>
+  <w:num w:numId="4" w16cid:durableId="1122110135">
     <w:abstractNumId w:val="0"/>
   </w:num>
-  <w:num w:numId="2" w16cid:durableId="273828617">
+  <w:num w:numId="5" w16cid:durableId="259339231">
     <w:abstractNumId w:val="1"/>
+  </w:num>
+  <w:num w:numId="6" w16cid:durableId="1165050964">
+    <w:abstractNumId w:val="2"/>
+  </w:num>
+  <w:num w:numId="7" w16cid:durableId="273828617">
+    <w:abstractNumId w:val="6"/>
   </w:num>
 </w:numbering>
 </file>
@@ -558,11 +1479,10 @@
   <w:docDefaults>
     <w:rPrDefault>
       <w:rPr>
-        <w:rFonts w:ascii="Arial" w:eastAsiaTheme="minorHAnsi" w:hAnsi="Arial" w:cs="Arial"/>
-        <w:color w:val="000000" w:themeColor="text1"/>
+        <w:rFonts w:asciiTheme="minorHAnsi" w:eastAsiaTheme="minorHAnsi" w:hAnsiTheme="minorHAnsi" w:cstheme="minorBidi"/>
         <w:kern w:val="2"/>
-        <w:sz w:val="22"/>
-        <w:szCs w:val="22"/>
+        <w:sz w:val="24"/>
+        <w:szCs w:val="24"/>
         <w:lang w:val="en-US" w:eastAsia="en-US" w:bidi="ar-SA"/>
         <w14:ligatures w14:val="standardContextual"/>
       </w:rPr>
@@ -954,6 +1874,15 @@
   <w:style w:type="paragraph" w:default="1" w:styleId="Normal">
     <w:name w:val="Normal"/>
     <w:qFormat/>
+    <w:rsid w:val="00375B5F"/>
+    <w:pPr>
+      <w:spacing w:after="0" w:line="240" w:lineRule="auto"/>
+    </w:pPr>
+    <w:rPr>
+      <w:rFonts w:ascii="Times New Roman" w:eastAsia="Times New Roman" w:hAnsi="Times New Roman" w:cs="Times New Roman"/>
+      <w:kern w:val="0"/>
+      <w14:ligatures w14:val="none"/>
+    </w:rPr>
   </w:style>
   <w:style w:type="paragraph" w:styleId="Heading1">
     <w:name w:val="heading 1"/>
@@ -962,7 +1891,7 @@
     <w:link w:val="Heading1Char"/>
     <w:uiPriority w:val="9"/>
     <w:qFormat/>
-    <w:rsid w:val="00676063"/>
+    <w:rsid w:val="00FA78FB"/>
     <w:pPr>
       <w:keepNext/>
       <w:keepLines/>
@@ -971,7 +1900,7 @@
     </w:pPr>
     <w:rPr>
       <w:rFonts w:asciiTheme="majorHAnsi" w:eastAsiaTheme="majorEastAsia" w:hAnsiTheme="majorHAnsi" w:cstheme="majorBidi"/>
-      <w:color w:val="2F5496" w:themeColor="accent1" w:themeShade="BF"/>
+      <w:color w:val="0F4761" w:themeColor="accent1" w:themeShade="BF"/>
       <w:sz w:val="40"/>
       <w:szCs w:val="40"/>
     </w:rPr>
@@ -985,7 +1914,7 @@
     <w:semiHidden/>
     <w:unhideWhenUsed/>
     <w:qFormat/>
-    <w:rsid w:val="00676063"/>
+    <w:rsid w:val="00FA78FB"/>
     <w:pPr>
       <w:keepNext/>
       <w:keepLines/>
@@ -994,7 +1923,7 @@
     </w:pPr>
     <w:rPr>
       <w:rFonts w:asciiTheme="majorHAnsi" w:eastAsiaTheme="majorEastAsia" w:hAnsiTheme="majorHAnsi" w:cstheme="majorBidi"/>
-      <w:color w:val="2F5496" w:themeColor="accent1" w:themeShade="BF"/>
+      <w:color w:val="0F4761" w:themeColor="accent1" w:themeShade="BF"/>
       <w:sz w:val="32"/>
       <w:szCs w:val="32"/>
     </w:rPr>
@@ -1008,7 +1937,7 @@
     <w:semiHidden/>
     <w:unhideWhenUsed/>
     <w:qFormat/>
-    <w:rsid w:val="00676063"/>
+    <w:rsid w:val="00FA78FB"/>
     <w:pPr>
       <w:keepNext/>
       <w:keepLines/>
@@ -1016,8 +1945,8 @@
       <w:outlineLvl w:val="2"/>
     </w:pPr>
     <w:rPr>
-      <w:rFonts w:asciiTheme="minorHAnsi" w:eastAsiaTheme="majorEastAsia" w:hAnsiTheme="minorHAnsi" w:cstheme="majorBidi"/>
-      <w:color w:val="2F5496" w:themeColor="accent1" w:themeShade="BF"/>
+      <w:rFonts w:eastAsiaTheme="majorEastAsia" w:cstheme="majorBidi"/>
+      <w:color w:val="0F4761" w:themeColor="accent1" w:themeShade="BF"/>
       <w:sz w:val="28"/>
       <w:szCs w:val="28"/>
     </w:rPr>
@@ -1031,7 +1960,7 @@
     <w:semiHidden/>
     <w:unhideWhenUsed/>
     <w:qFormat/>
-    <w:rsid w:val="00676063"/>
+    <w:rsid w:val="00FA78FB"/>
     <w:pPr>
       <w:keepNext/>
       <w:keepLines/>
@@ -1039,10 +1968,10 @@
       <w:outlineLvl w:val="3"/>
     </w:pPr>
     <w:rPr>
-      <w:rFonts w:asciiTheme="minorHAnsi" w:eastAsiaTheme="majorEastAsia" w:hAnsiTheme="minorHAnsi" w:cstheme="majorBidi"/>
+      <w:rFonts w:eastAsiaTheme="majorEastAsia" w:cstheme="majorBidi"/>
       <w:i/>
       <w:iCs/>
-      <w:color w:val="2F5496" w:themeColor="accent1" w:themeShade="BF"/>
+      <w:color w:val="0F4761" w:themeColor="accent1" w:themeShade="BF"/>
     </w:rPr>
   </w:style>
   <w:style w:type="paragraph" w:styleId="Heading5">
@@ -1054,7 +1983,7 @@
     <w:semiHidden/>
     <w:unhideWhenUsed/>
     <w:qFormat/>
-    <w:rsid w:val="00676063"/>
+    <w:rsid w:val="00FA78FB"/>
     <w:pPr>
       <w:keepNext/>
       <w:keepLines/>
@@ -1062,8 +1991,8 @@
       <w:outlineLvl w:val="4"/>
     </w:pPr>
     <w:rPr>
-      <w:rFonts w:asciiTheme="minorHAnsi" w:eastAsiaTheme="majorEastAsia" w:hAnsiTheme="minorHAnsi" w:cstheme="majorBidi"/>
-      <w:color w:val="2F5496" w:themeColor="accent1" w:themeShade="BF"/>
+      <w:rFonts w:eastAsiaTheme="majorEastAsia" w:cstheme="majorBidi"/>
+      <w:color w:val="0F4761" w:themeColor="accent1" w:themeShade="BF"/>
     </w:rPr>
   </w:style>
   <w:style w:type="paragraph" w:styleId="Heading6">
@@ -1075,15 +2004,15 @@
     <w:semiHidden/>
     <w:unhideWhenUsed/>
     <w:qFormat/>
-    <w:rsid w:val="00676063"/>
+    <w:rsid w:val="00FA78FB"/>
     <w:pPr>
       <w:keepNext/>
       <w:keepLines/>
-      <w:spacing w:before="40" w:after="0"/>
+      <w:spacing w:before="40"/>
       <w:outlineLvl w:val="5"/>
     </w:pPr>
     <w:rPr>
-      <w:rFonts w:asciiTheme="minorHAnsi" w:eastAsiaTheme="majorEastAsia" w:hAnsiTheme="minorHAnsi" w:cstheme="majorBidi"/>
+      <w:rFonts w:eastAsiaTheme="majorEastAsia" w:cstheme="majorBidi"/>
       <w:i/>
       <w:iCs/>
       <w:color w:val="595959" w:themeColor="text1" w:themeTint="A6"/>
@@ -1098,15 +2027,15 @@
     <w:semiHidden/>
     <w:unhideWhenUsed/>
     <w:qFormat/>
-    <w:rsid w:val="00676063"/>
+    <w:rsid w:val="00FA78FB"/>
     <w:pPr>
       <w:keepNext/>
       <w:keepLines/>
-      <w:spacing w:before="40" w:after="0"/>
+      <w:spacing w:before="40"/>
       <w:outlineLvl w:val="6"/>
     </w:pPr>
     <w:rPr>
-      <w:rFonts w:asciiTheme="minorHAnsi" w:eastAsiaTheme="majorEastAsia" w:hAnsiTheme="minorHAnsi" w:cstheme="majorBidi"/>
+      <w:rFonts w:eastAsiaTheme="majorEastAsia" w:cstheme="majorBidi"/>
       <w:color w:val="595959" w:themeColor="text1" w:themeTint="A6"/>
     </w:rPr>
   </w:style>
@@ -1119,15 +2048,14 @@
     <w:semiHidden/>
     <w:unhideWhenUsed/>
     <w:qFormat/>
-    <w:rsid w:val="00676063"/>
+    <w:rsid w:val="00FA78FB"/>
     <w:pPr>
       <w:keepNext/>
       <w:keepLines/>
-      <w:spacing w:after="0"/>
       <w:outlineLvl w:val="7"/>
     </w:pPr>
     <w:rPr>
-      <w:rFonts w:asciiTheme="minorHAnsi" w:eastAsiaTheme="majorEastAsia" w:hAnsiTheme="minorHAnsi" w:cstheme="majorBidi"/>
+      <w:rFonts w:eastAsiaTheme="majorEastAsia" w:cstheme="majorBidi"/>
       <w:i/>
       <w:iCs/>
       <w:color w:val="272727" w:themeColor="text1" w:themeTint="D8"/>
@@ -1142,22 +2070,20 @@
     <w:semiHidden/>
     <w:unhideWhenUsed/>
     <w:qFormat/>
-    <w:rsid w:val="00676063"/>
+    <w:rsid w:val="00FA78FB"/>
     <w:pPr>
       <w:keepNext/>
       <w:keepLines/>
-      <w:spacing w:after="0"/>
       <w:outlineLvl w:val="8"/>
     </w:pPr>
     <w:rPr>
-      <w:rFonts w:asciiTheme="minorHAnsi" w:eastAsiaTheme="majorEastAsia" w:hAnsiTheme="minorHAnsi" w:cstheme="majorBidi"/>
+      <w:rFonts w:eastAsiaTheme="majorEastAsia" w:cstheme="majorBidi"/>
       <w:color w:val="272727" w:themeColor="text1" w:themeTint="D8"/>
     </w:rPr>
   </w:style>
   <w:style w:type="character" w:default="1" w:styleId="DefaultParagraphFont">
     <w:name w:val="Default Paragraph Font"/>
     <w:uiPriority w:val="1"/>
-    <w:semiHidden/>
     <w:unhideWhenUsed/>
   </w:style>
   <w:style w:type="table" w:default="1" w:styleId="TableNormal">
@@ -1186,10 +2112,10 @@
     <w:basedOn w:val="DefaultParagraphFont"/>
     <w:link w:val="Heading1"/>
     <w:uiPriority w:val="9"/>
-    <w:rsid w:val="00676063"/>
+    <w:rsid w:val="00FA78FB"/>
     <w:rPr>
       <w:rFonts w:asciiTheme="majorHAnsi" w:eastAsiaTheme="majorEastAsia" w:hAnsiTheme="majorHAnsi" w:cstheme="majorBidi"/>
-      <w:color w:val="2F5496" w:themeColor="accent1" w:themeShade="BF"/>
+      <w:color w:val="0F4761" w:themeColor="accent1" w:themeShade="BF"/>
       <w:sz w:val="40"/>
       <w:szCs w:val="40"/>
     </w:rPr>
@@ -1200,10 +2126,10 @@
     <w:link w:val="Heading2"/>
     <w:uiPriority w:val="9"/>
     <w:semiHidden/>
-    <w:rsid w:val="00676063"/>
+    <w:rsid w:val="00FA78FB"/>
     <w:rPr>
       <w:rFonts w:asciiTheme="majorHAnsi" w:eastAsiaTheme="majorEastAsia" w:hAnsiTheme="majorHAnsi" w:cstheme="majorBidi"/>
-      <w:color w:val="2F5496" w:themeColor="accent1" w:themeShade="BF"/>
+      <w:color w:val="0F4761" w:themeColor="accent1" w:themeShade="BF"/>
       <w:sz w:val="32"/>
       <w:szCs w:val="32"/>
     </w:rPr>
@@ -1214,10 +2140,10 @@
     <w:link w:val="Heading3"/>
     <w:uiPriority w:val="9"/>
     <w:semiHidden/>
-    <w:rsid w:val="00676063"/>
-    <w:rPr>
-      <w:rFonts w:asciiTheme="minorHAnsi" w:eastAsiaTheme="majorEastAsia" w:hAnsiTheme="minorHAnsi" w:cstheme="majorBidi"/>
-      <w:color w:val="2F5496" w:themeColor="accent1" w:themeShade="BF"/>
+    <w:rsid w:val="00FA78FB"/>
+    <w:rPr>
+      <w:rFonts w:eastAsiaTheme="majorEastAsia" w:cstheme="majorBidi"/>
+      <w:color w:val="0F4761" w:themeColor="accent1" w:themeShade="BF"/>
       <w:sz w:val="28"/>
       <w:szCs w:val="28"/>
     </w:rPr>
@@ -1228,12 +2154,12 @@
     <w:link w:val="Heading4"/>
     <w:uiPriority w:val="9"/>
     <w:semiHidden/>
-    <w:rsid w:val="00676063"/>
-    <w:rPr>
-      <w:rFonts w:asciiTheme="minorHAnsi" w:eastAsiaTheme="majorEastAsia" w:hAnsiTheme="minorHAnsi" w:cstheme="majorBidi"/>
+    <w:rsid w:val="00FA78FB"/>
+    <w:rPr>
+      <w:rFonts w:eastAsiaTheme="majorEastAsia" w:cstheme="majorBidi"/>
       <w:i/>
       <w:iCs/>
-      <w:color w:val="2F5496" w:themeColor="accent1" w:themeShade="BF"/>
+      <w:color w:val="0F4761" w:themeColor="accent1" w:themeShade="BF"/>
     </w:rPr>
   </w:style>
   <w:style w:type="character" w:customStyle="1" w:styleId="Heading5Char">
@@ -1242,10 +2168,10 @@
     <w:link w:val="Heading5"/>
     <w:uiPriority w:val="9"/>
     <w:semiHidden/>
-    <w:rsid w:val="00676063"/>
-    <w:rPr>
-      <w:rFonts w:asciiTheme="minorHAnsi" w:eastAsiaTheme="majorEastAsia" w:hAnsiTheme="minorHAnsi" w:cstheme="majorBidi"/>
-      <w:color w:val="2F5496" w:themeColor="accent1" w:themeShade="BF"/>
+    <w:rsid w:val="00FA78FB"/>
+    <w:rPr>
+      <w:rFonts w:eastAsiaTheme="majorEastAsia" w:cstheme="majorBidi"/>
+      <w:color w:val="0F4761" w:themeColor="accent1" w:themeShade="BF"/>
     </w:rPr>
   </w:style>
   <w:style w:type="character" w:customStyle="1" w:styleId="Heading6Char">
@@ -1254,9 +2180,9 @@
     <w:link w:val="Heading6"/>
     <w:uiPriority w:val="9"/>
     <w:semiHidden/>
-    <w:rsid w:val="00676063"/>
-    <w:rPr>
-      <w:rFonts w:asciiTheme="minorHAnsi" w:eastAsiaTheme="majorEastAsia" w:hAnsiTheme="minorHAnsi" w:cstheme="majorBidi"/>
+    <w:rsid w:val="00FA78FB"/>
+    <w:rPr>
+      <w:rFonts w:eastAsiaTheme="majorEastAsia" w:cstheme="majorBidi"/>
       <w:i/>
       <w:iCs/>
       <w:color w:val="595959" w:themeColor="text1" w:themeTint="A6"/>
@@ -1268,9 +2194,9 @@
     <w:link w:val="Heading7"/>
     <w:uiPriority w:val="9"/>
     <w:semiHidden/>
-    <w:rsid w:val="00676063"/>
-    <w:rPr>
-      <w:rFonts w:asciiTheme="minorHAnsi" w:eastAsiaTheme="majorEastAsia" w:hAnsiTheme="minorHAnsi" w:cstheme="majorBidi"/>
+    <w:rsid w:val="00FA78FB"/>
+    <w:rPr>
+      <w:rFonts w:eastAsiaTheme="majorEastAsia" w:cstheme="majorBidi"/>
       <w:color w:val="595959" w:themeColor="text1" w:themeTint="A6"/>
     </w:rPr>
   </w:style>
@@ -1280,9 +2206,9 @@
     <w:link w:val="Heading8"/>
     <w:uiPriority w:val="9"/>
     <w:semiHidden/>
-    <w:rsid w:val="00676063"/>
-    <w:rPr>
-      <w:rFonts w:asciiTheme="minorHAnsi" w:eastAsiaTheme="majorEastAsia" w:hAnsiTheme="minorHAnsi" w:cstheme="majorBidi"/>
+    <w:rsid w:val="00FA78FB"/>
+    <w:rPr>
+      <w:rFonts w:eastAsiaTheme="majorEastAsia" w:cstheme="majorBidi"/>
       <w:i/>
       <w:iCs/>
       <w:color w:val="272727" w:themeColor="text1" w:themeTint="D8"/>
@@ -1294,9 +2220,9 @@
     <w:link w:val="Heading9"/>
     <w:uiPriority w:val="9"/>
     <w:semiHidden/>
-    <w:rsid w:val="00676063"/>
-    <w:rPr>
-      <w:rFonts w:asciiTheme="minorHAnsi" w:eastAsiaTheme="majorEastAsia" w:hAnsiTheme="minorHAnsi" w:cstheme="majorBidi"/>
+    <w:rsid w:val="00FA78FB"/>
+    <w:rPr>
+      <w:rFonts w:eastAsiaTheme="majorEastAsia" w:cstheme="majorBidi"/>
       <w:color w:val="272727" w:themeColor="text1" w:themeTint="D8"/>
     </w:rPr>
   </w:style>
@@ -1307,14 +2233,13 @@
     <w:link w:val="TitleChar"/>
     <w:uiPriority w:val="10"/>
     <w:qFormat/>
-    <w:rsid w:val="00676063"/>
+    <w:rsid w:val="00FA78FB"/>
     <w:pPr>
-      <w:spacing w:after="80" w:line="240" w:lineRule="auto"/>
+      <w:spacing w:after="80"/>
       <w:contextualSpacing/>
     </w:pPr>
     <w:rPr>
       <w:rFonts w:asciiTheme="majorHAnsi" w:eastAsiaTheme="majorEastAsia" w:hAnsiTheme="majorHAnsi" w:cstheme="majorBidi"/>
-      <w:color w:val="auto"/>
       <w:spacing w:val="-10"/>
       <w:kern w:val="28"/>
       <w:sz w:val="56"/>
@@ -1326,10 +2251,9 @@
     <w:basedOn w:val="DefaultParagraphFont"/>
     <w:link w:val="Title"/>
     <w:uiPriority w:val="10"/>
-    <w:rsid w:val="00676063"/>
+    <w:rsid w:val="00FA78FB"/>
     <w:rPr>
       <w:rFonts w:asciiTheme="majorHAnsi" w:eastAsiaTheme="majorEastAsia" w:hAnsiTheme="majorHAnsi" w:cstheme="majorBidi"/>
-      <w:color w:val="auto"/>
       <w:spacing w:val="-10"/>
       <w:kern w:val="28"/>
       <w:sz w:val="56"/>
@@ -1343,14 +2267,14 @@
     <w:link w:val="SubtitleChar"/>
     <w:uiPriority w:val="11"/>
     <w:qFormat/>
-    <w:rsid w:val="00676063"/>
+    <w:rsid w:val="00FA78FB"/>
     <w:pPr>
       <w:numPr>
         <w:ilvl w:val="1"/>
       </w:numPr>
     </w:pPr>
     <w:rPr>
-      <w:rFonts w:asciiTheme="minorHAnsi" w:eastAsiaTheme="majorEastAsia" w:hAnsiTheme="minorHAnsi" w:cstheme="majorBidi"/>
+      <w:rFonts w:eastAsiaTheme="majorEastAsia" w:cstheme="majorBidi"/>
       <w:color w:val="595959" w:themeColor="text1" w:themeTint="A6"/>
       <w:spacing w:val="15"/>
       <w:sz w:val="28"/>
@@ -1362,9 +2286,9 @@
     <w:basedOn w:val="DefaultParagraphFont"/>
     <w:link w:val="Subtitle"/>
     <w:uiPriority w:val="11"/>
-    <w:rsid w:val="00676063"/>
-    <w:rPr>
-      <w:rFonts w:asciiTheme="minorHAnsi" w:eastAsiaTheme="majorEastAsia" w:hAnsiTheme="minorHAnsi" w:cstheme="majorBidi"/>
+    <w:rsid w:val="00FA78FB"/>
+    <w:rPr>
+      <w:rFonts w:eastAsiaTheme="majorEastAsia" w:cstheme="majorBidi"/>
       <w:color w:val="595959" w:themeColor="text1" w:themeTint="A6"/>
       <w:spacing w:val="15"/>
       <w:sz w:val="28"/>
@@ -1378,7 +2302,7 @@
     <w:link w:val="QuoteChar"/>
     <w:uiPriority w:val="29"/>
     <w:qFormat/>
-    <w:rsid w:val="00676063"/>
+    <w:rsid w:val="00FA78FB"/>
     <w:pPr>
       <w:spacing w:before="160"/>
       <w:jc w:val="center"/>
@@ -1394,7 +2318,7 @@
     <w:basedOn w:val="DefaultParagraphFont"/>
     <w:link w:val="Quote"/>
     <w:uiPriority w:val="29"/>
-    <w:rsid w:val="00676063"/>
+    <w:rsid w:val="00FA78FB"/>
     <w:rPr>
       <w:i/>
       <w:iCs/>
@@ -1406,7 +2330,7 @@
     <w:basedOn w:val="Normal"/>
     <w:uiPriority w:val="34"/>
     <w:qFormat/>
-    <w:rsid w:val="00676063"/>
+    <w:rsid w:val="00FA78FB"/>
     <w:pPr>
       <w:ind w:left="720"/>
       <w:contextualSpacing/>
@@ -1417,11 +2341,11 @@
     <w:basedOn w:val="DefaultParagraphFont"/>
     <w:uiPriority w:val="21"/>
     <w:qFormat/>
-    <w:rsid w:val="00676063"/>
+    <w:rsid w:val="00FA78FB"/>
     <w:rPr>
       <w:i/>
       <w:iCs/>
-      <w:color w:val="2F5496" w:themeColor="accent1" w:themeShade="BF"/>
+      <w:color w:val="0F4761" w:themeColor="accent1" w:themeShade="BF"/>
     </w:rPr>
   </w:style>
   <w:style w:type="paragraph" w:styleId="IntenseQuote">
@@ -1431,11 +2355,11 @@
     <w:link w:val="IntenseQuoteChar"/>
     <w:uiPriority w:val="30"/>
     <w:qFormat/>
-    <w:rsid w:val="00676063"/>
+    <w:rsid w:val="00FA78FB"/>
     <w:pPr>
       <w:pBdr>
-        <w:top w:val="single" w:sz="4" w:space="10" w:color="2F5496" w:themeColor="accent1" w:themeShade="BF"/>
-        <w:bottom w:val="single" w:sz="4" w:space="10" w:color="2F5496" w:themeColor="accent1" w:themeShade="BF"/>
+        <w:top w:val="single" w:sz="4" w:space="10" w:color="0F4761" w:themeColor="accent1" w:themeShade="BF"/>
+        <w:bottom w:val="single" w:sz="4" w:space="10" w:color="0F4761" w:themeColor="accent1" w:themeShade="BF"/>
       </w:pBdr>
       <w:spacing w:before="360" w:after="360"/>
       <w:ind w:left="864" w:right="864"/>
@@ -1444,7 +2368,7 @@
     <w:rPr>
       <w:i/>
       <w:iCs/>
-      <w:color w:val="2F5496" w:themeColor="accent1" w:themeShade="BF"/>
+      <w:color w:val="0F4761" w:themeColor="accent1" w:themeShade="BF"/>
     </w:rPr>
   </w:style>
   <w:style w:type="character" w:customStyle="1" w:styleId="IntenseQuoteChar">
@@ -1452,11 +2376,11 @@
     <w:basedOn w:val="DefaultParagraphFont"/>
     <w:link w:val="IntenseQuote"/>
     <w:uiPriority w:val="30"/>
-    <w:rsid w:val="00676063"/>
+    <w:rsid w:val="00FA78FB"/>
     <w:rPr>
       <w:i/>
       <w:iCs/>
-      <w:color w:val="2F5496" w:themeColor="accent1" w:themeShade="BF"/>
+      <w:color w:val="0F4761" w:themeColor="accent1" w:themeShade="BF"/>
     </w:rPr>
   </w:style>
   <w:style w:type="character" w:styleId="IntenseReference">
@@ -1464,12 +2388,12 @@
     <w:basedOn w:val="DefaultParagraphFont"/>
     <w:uiPriority w:val="32"/>
     <w:qFormat/>
-    <w:rsid w:val="00676063"/>
+    <w:rsid w:val="00FA78FB"/>
     <w:rPr>
       <w:b/>
       <w:bCs/>
       <w:smallCaps/>
-      <w:color w:val="2F5496" w:themeColor="accent1" w:themeShade="BF"/>
+      <w:color w:val="0F4761" w:themeColor="accent1" w:themeShade="BF"/>
       <w:spacing w:val="5"/>
     </w:rPr>
   </w:style>
@@ -1478,9 +2402,9 @@
     <w:basedOn w:val="DefaultParagraphFont"/>
     <w:uiPriority w:val="99"/>
     <w:unhideWhenUsed/>
-    <w:rsid w:val="00AC7458"/>
-    <w:rPr>
-      <w:color w:val="0563C1" w:themeColor="hyperlink"/>
+    <w:rsid w:val="00BB2FB5"/>
+    <w:rPr>
+      <w:color w:val="467886" w:themeColor="hyperlink"/>
       <w:u w:val="single"/>
     </w:rPr>
   </w:style>
@@ -1490,7 +2414,7 @@
     <w:uiPriority w:val="99"/>
     <w:semiHidden/>
     <w:unhideWhenUsed/>
-    <w:rsid w:val="00AC7458"/>
+    <w:rsid w:val="00522DF3"/>
     <w:rPr>
       <w:color w:val="605E5C"/>
       <w:shd w:val="clear" w:color="auto" w:fill="E1DFDD"/>
@@ -1510,39 +2434,39 @@
         <a:sysClr val="window" lastClr="FFFFFF"/>
       </a:lt1>
       <a:dk2>
-        <a:srgbClr val="44546A"/>
+        <a:srgbClr val="0E2841"/>
       </a:dk2>
       <a:lt2>
-        <a:srgbClr val="E7E6E6"/>
+        <a:srgbClr val="E8E8E8"/>
       </a:lt2>
       <a:accent1>
-        <a:srgbClr val="4472C4"/>
+        <a:srgbClr val="156082"/>
       </a:accent1>
       <a:accent2>
-        <a:srgbClr val="ED7D31"/>
+        <a:srgbClr val="E97132"/>
       </a:accent2>
       <a:accent3>
-        <a:srgbClr val="A5A5A5"/>
+        <a:srgbClr val="196B24"/>
       </a:accent3>
       <a:accent4>
-        <a:srgbClr val="FFC000"/>
+        <a:srgbClr val="0F9ED5"/>
       </a:accent4>
       <a:accent5>
-        <a:srgbClr val="5B9BD5"/>
+        <a:srgbClr val="A02B93"/>
       </a:accent5>
       <a:accent6>
-        <a:srgbClr val="70AD47"/>
+        <a:srgbClr val="4EA72E"/>
       </a:accent6>
       <a:hlink>
-        <a:srgbClr val="0563C1"/>
+        <a:srgbClr val="467886"/>
       </a:hlink>
       <a:folHlink>
-        <a:srgbClr val="954F72"/>
+        <a:srgbClr val="96607D"/>
       </a:folHlink>
     </a:clrScheme>
     <a:fontScheme name="Office">
       <a:majorFont>
-        <a:latin typeface="Calibri Light" panose="020F0302020204030204"/>
+        <a:latin typeface="Aptos Display" panose="02110004020202020204"/>
         <a:ea typeface=""/>
         <a:cs typeface=""/>
         <a:font script="Jpan" typeface="游ゴシック Light"/>
@@ -1594,10 +2518,10 @@
         <a:font script="Tfng" typeface="Ebrima"/>
       </a:majorFont>
       <a:minorFont>
-        <a:latin typeface="Calibri" panose="020F0502020204030204"/>
+        <a:latin typeface="Aptos" panose="02110004020202020204"/>
         <a:ea typeface=""/>
         <a:cs typeface=""/>
-        <a:font script="Jpan" typeface="游ゴシック"/>
+        <a:font script="Jpan" typeface="游明朝"/>
         <a:font script="Hang" typeface="맑은 고딕"/>
         <a:font script="Hans" typeface="等线"/>
         <a:font script="Hant" typeface="新細明體"/>
@@ -1705,13 +2629,6 @@
         </a:gradFill>
       </a:fillStyleLst>
       <a:lnStyleLst>
-        <a:ln w="6350" cap="flat" cmpd="sng" algn="ctr">
-          <a:solidFill>
-            <a:schemeClr val="phClr"/>
-          </a:solidFill>
-          <a:prstDash val="solid"/>
-          <a:miter lim="800000"/>
-        </a:ln>
         <a:ln w="12700" cap="flat" cmpd="sng" algn="ctr">
           <a:solidFill>
             <a:schemeClr val="phClr"/>
@@ -1720,6 +2637,13 @@
           <a:miter lim="800000"/>
         </a:ln>
         <a:ln w="19050" cap="flat" cmpd="sng" algn="ctr">
+          <a:solidFill>
+            <a:schemeClr val="phClr"/>
+          </a:solidFill>
+          <a:prstDash val="solid"/>
+          <a:miter lim="800000"/>
+        </a:ln>
+        <a:ln w="25400" cap="flat" cmpd="sng" algn="ctr">
           <a:solidFill>
             <a:schemeClr val="phClr"/>
           </a:solidFill>
@@ -1784,11 +2708,31 @@
       </a:bgFillStyleLst>
     </a:fmtScheme>
   </a:themeElements>
-  <a:objectDefaults/>
+  <a:objectDefaults>
+    <a:lnDef>
+      <a:spPr/>
+      <a:bodyPr/>
+      <a:lstStyle/>
+      <a:style>
+        <a:lnRef idx="2">
+          <a:schemeClr val="accent1"/>
+        </a:lnRef>
+        <a:fillRef idx="0">
+          <a:schemeClr val="accent1"/>
+        </a:fillRef>
+        <a:effectRef idx="1">
+          <a:schemeClr val="accent1"/>
+        </a:effectRef>
+        <a:fontRef idx="minor">
+          <a:schemeClr val="tx1"/>
+        </a:fontRef>
+      </a:style>
+    </a:lnDef>
+  </a:objectDefaults>
   <a:extraClrSchemeLst/>
   <a:extLst>
     <a:ext uri="{05A4C25C-085E-4340-85A3-A5531E510DB2}">
-      <thm15:themeFamily xmlns:thm15="http://schemas.microsoft.com/office/thememl/2012/main" name="Office Theme" id="{62F939B6-93AF-4DB8-9C6B-D6C7DFDC589F}" vid="{4A3C46E8-61CC-4603-A589-7422A47A8E4A}"/>
+      <thm15:themeFamily xmlns:thm15="http://schemas.microsoft.com/office/thememl/2012/main" name="Office Theme" id="{2E142A2C-CD16-42D6-873A-C26D2A0506FA}" vid="{1BDDFF52-6CD6-40A5-AB3C-68EB2F1E4D0A}"/>
     </a:ext>
   </a:extLst>
 </a:theme>

--- a/Phase 1/GroupSix_Aaron_Sergio_Phase1.docx
+++ b/Phase 1/GroupSix_Aaron_Sergio_Phase1.docx
@@ -125,13 +125,8 @@
         <w:t>Aaron Timbang</w:t>
       </w:r>
       <w:r>
-        <w:t xml:space="preserve">, Sergio Fernandez </w:t>
-      </w:r>
-      <w:proofErr w:type="spellStart"/>
-      <w:r>
-        <w:t>Donneys</w:t>
-      </w:r>
-      <w:proofErr w:type="spellEnd"/>
+        <w:t>, Sergio Fernandez Donneys</w:t>
+      </w:r>
     </w:p>
     <w:p>
       <w:pPr>
@@ -148,13 +143,7 @@
         <w:jc w:val="center"/>
       </w:pPr>
       <w:r>
-        <w:t>CS577-</w:t>
-      </w:r>
-      <w:r>
-        <w:t>13: Principles</w:t>
-      </w:r>
-      <w:r>
-        <w:t xml:space="preserve"> and Techniques of Data Science</w:t>
+        <w:t>CS577-13: Principles and Techniques of Data Science</w:t>
       </w:r>
     </w:p>
     <w:p>
@@ -172,10 +161,7 @@
         <w:jc w:val="center"/>
       </w:pPr>
       <w:r>
-        <w:t>September</w:t>
-      </w:r>
-      <w:r>
-        <w:t xml:space="preserve"> </w:t>
+        <w:t xml:space="preserve">September </w:t>
       </w:r>
       <w:r>
         <w:t>12</w:t>
@@ -239,19 +225,13 @@
         </w:numPr>
       </w:pPr>
       <w:r>
-        <w:t>“</w:t>
-      </w:r>
-      <w:r>
-        <w:t>Genre and Platform as Predictors of North America</w:t>
+        <w:t>“Genre and Platform as Predictors of North America</w:t>
       </w:r>
       <w:r>
         <w:t>n</w:t>
       </w:r>
       <w:r>
-        <w:t xml:space="preserve"> Video Games Sales</w:t>
-      </w:r>
-      <w:r>
-        <w:t>”</w:t>
+        <w:t xml:space="preserve"> Video Games Sales”</w:t>
       </w:r>
     </w:p>
     <w:p>
@@ -333,7 +313,13 @@
         <w:t>database</w:t>
       </w:r>
       <w:r>
-        <w:t xml:space="preserve"> represents a single video title released on a specific platform, along with its genre, publisher, release data, critic score and global/regional sales figures.</w:t>
+        <w:t xml:space="preserve"> represents a single video title released on a specific platform, along with its genre, publisher, release data, critic </w:t>
+      </w:r>
+      <w:r>
+        <w:t>score,</w:t>
+      </w:r>
+      <w:r>
+        <w:t xml:space="preserve"> and global/regional sales figures.</w:t>
       </w:r>
     </w:p>
     <w:p>
@@ -392,13 +378,11 @@
         <w:spacing w:line="360" w:lineRule="auto"/>
       </w:pPr>
       <w:r>
-        <w:t xml:space="preserve">Collection Method: </w:t>
-      </w:r>
-      <w:proofErr w:type="spellStart"/>
-      <w:r>
-        <w:t>VGChartz</w:t>
-      </w:r>
-      <w:proofErr w:type="spellEnd"/>
+        <w:t>Collection Method: VGChartz</w:t>
+      </w:r>
+      <w:r>
+        <w:t>.</w:t>
+      </w:r>
     </w:p>
     <w:p>
       <w:pPr>
@@ -423,6 +407,9 @@
       <w:r>
         <w:t>, Kaggle</w:t>
       </w:r>
+      <w:r>
+        <w:t>.</w:t>
+      </w:r>
     </w:p>
     <w:p>
       <w:pPr>
@@ -481,6 +468,9 @@
       <w:r>
         <w:t>ite</w:t>
       </w:r>
+      <w:r>
+        <w:t>.</w:t>
+      </w:r>
     </w:p>
     <w:p>
       <w:pPr>
@@ -529,7 +519,6 @@
       <w:r>
         <w:t xml:space="preserve">Do average </w:t>
       </w:r>
-      <w:proofErr w:type="spellStart"/>
       <w:r>
         <w:t>na</w:t>
       </w:r>
@@ -542,7 +531,6 @@
       <w:r>
         <w:t>ales</w:t>
       </w:r>
-      <w:proofErr w:type="spellEnd"/>
       <w:r>
         <w:t>(mil)</w:t>
       </w:r>
@@ -562,7 +550,6 @@
       <w:r>
         <w:t xml:space="preserve">Does a single console’s </w:t>
       </w:r>
-      <w:proofErr w:type="spellStart"/>
       <w:r>
         <w:t>na</w:t>
       </w:r>
@@ -575,7 +562,6 @@
       <w:r>
         <w:t>ales</w:t>
       </w:r>
-      <w:proofErr w:type="spellEnd"/>
       <w:r>
         <w:t>(mil)</w:t>
       </w:r>
@@ -644,15 +630,7 @@
         <w:spacing w:after="160" w:line="360" w:lineRule="auto"/>
       </w:pPr>
       <w:r>
-        <w:t xml:space="preserve">With a dataset of this size, we expect that some rows will have missing or true </w:t>
-      </w:r>
-      <w:proofErr w:type="spellStart"/>
-      <w:r>
-        <w:t>NaN</w:t>
-      </w:r>
-      <w:proofErr w:type="spellEnd"/>
-      <w:r>
-        <w:t xml:space="preserve"> values, resulting in a judgement call on eliminating that row and potentially affect</w:t>
+        <w:t>With a dataset of this size, we expect that some rows will have missing or true NaN values, resulting in a judgement call on eliminating that row and potentially affect</w:t>
       </w:r>
       <w:r>
         <w:t>ing</w:t>
@@ -677,23 +655,7 @@
         <w:spacing w:after="160" w:line="360" w:lineRule="auto"/>
       </w:pPr>
       <w:r>
-        <w:t xml:space="preserve">There is an unfair representation in the genre column, there exists a Misc. category which include more than 5000 titles while </w:t>
-      </w:r>
-      <w:proofErr w:type="spellStart"/>
-      <w:r>
-        <w:t>boardGame</w:t>
-      </w:r>
-      <w:proofErr w:type="spellEnd"/>
-      <w:r>
-        <w:t xml:space="preserve"> and sandbox titles equate to less than a hundred. </w:t>
-      </w:r>
-      <w:proofErr w:type="gramStart"/>
-      <w:r>
-        <w:t>In order to</w:t>
-      </w:r>
-      <w:proofErr w:type="gramEnd"/>
-      <w:r>
-        <w:t xml:space="preserve"> allow for fair representation of genres we will set a minimum number of titles per genre to include in our analysis.</w:t>
+        <w:t>There is an unfair representation in the genre column, there exists a Misc. category which include more than 5000 titles while boardGame and sandbox titles equate to less than a hundred. In order to allow for fair representation of genres we will set a minimum number of titles per genre to include in our analysis.</w:t>
       </w:r>
     </w:p>
     <w:p>
@@ -2084,6 +2046,7 @@
   <w:style w:type="character" w:default="1" w:styleId="DefaultParagraphFont">
     <w:name w:val="Default Paragraph Font"/>
     <w:uiPriority w:val="1"/>
+    <w:semiHidden/>
     <w:unhideWhenUsed/>
   </w:style>
   <w:style w:type="table" w:default="1" w:styleId="TableNormal">
